--- a/content/Bios/Mike_Kronkright.docx
+++ b/content/Bios/Mike_Kronkright.docx
@@ -1,409 +1,8 @@
 
 <file path=word/document.xml><?xml version="1.0" encoding="utf-8"?>
-<w:document xmlns:w14="http://schemas.microsoft.com/office/word/2010/wordml" xmlns:wp14="http://schemas.microsoft.com/office/word/2010/wordprocessingDrawing" xmlns:w="http://schemas.openxmlformats.org/wordprocessingml/2006/main" xmlns:m="http://schemas.openxmlformats.org/officeDocument/2006/math" xmlns:r="http://schemas.openxmlformats.org/officeDocument/2006/relationships" xmlns:o="urn:schemas-microsoft-com:office:office" xmlns:v="urn:schemas-microsoft-com:vml" xmlns:w10="urn:schemas-microsoft-com:office:word" xmlns:a="http://schemas.openxmlformats.org/drawingml/2006/main" xmlns:pic="http://schemas.openxmlformats.org/drawingml/2006/picture" xmlns:wp="http://schemas.openxmlformats.org/drawingml/2006/wordprocessingDrawing" xmlns:mc="http://schemas.openxmlformats.org/markup-compatibility/2006" mc:Ignorable="w14 wp14">
+<w:document xmlns:ns1="http://schemas.openxmlformats.org/markup-compatibility/2006" xmlns:ns2="http://schemas.microsoft.com/office/word/2010/wordml" xmlns:w="http://schemas.openxmlformats.org/wordprocessingml/2006/main" ns1:Ignorable="w14 wp14">
   <w:body>
-    <w:p xmlns:wp14="http://schemas.microsoft.com/office/word/2010/wordml" wp14:textId="77777777">
-      <w:pPr>
-        <w:pStyle w:val="FirstParagraph"/>
-      </w:pPr>
-      <w:r>
-        <w:rPr/>
-        <w:t xml:space="preserve">1992 Hall of Fame Inductee Mike </w:t>
-      </w:r>
-      <w:r>
-        <w:rPr/>
-        <w:t>Kronkright</w:t>
-      </w:r>
-      <w:r>
-        <w:rPr/>
-        <w:t xml:space="preserve"> – Grand </w:t>
-      </w:r>
-      <w:r>
-        <w:rPr/>
-        <w:t>junction</w:t>
-      </w:r>
-      <w:r>
-        <w:rPr/>
-        <w:t xml:space="preserve"> </w:t>
-      </w:r>
-      <w:r>
-        <w:rPr/>
-        <w:t xml:space="preserve">Myron Myles “Mike” </w:t>
-      </w:r>
-      <w:r>
-        <w:rPr/>
-        <w:t>Kronkright</w:t>
-      </w:r>
-      <w:r>
-        <w:rPr/>
-        <w:t xml:space="preserve"> was born Oct. 4, </w:t>
-      </w:r>
-      <w:r>
-        <w:rPr/>
-        <w:t>1922</w:t>
-      </w:r>
-      <w:r>
-        <w:rPr/>
-        <w:t xml:space="preserve"> in Litchfield, Nebraska. He married Ellen S.</w:t>
-      </w:r>
-      <w:r>
-        <w:rPr/>
-        <w:t xml:space="preserve"> </w:t>
-      </w:r>
-      <w:r>
-        <w:rPr/>
-        <w:t xml:space="preserve">Swanson in Loup City, Nebraska and served in the U.S. Marines in the South Pacific, New </w:t>
-      </w:r>
-      <w:r>
-        <w:rPr/>
-        <w:t>Caledonia</w:t>
-      </w:r>
-      <w:r>
-        <w:rPr/>
-        <w:t xml:space="preserve"> and</w:t>
-      </w:r>
-      <w:r>
-        <w:rPr/>
-        <w:t xml:space="preserve"> </w:t>
-      </w:r>
-      <w:r>
-        <w:rPr/>
-        <w:t>Guadalcanal during World War II. He was also involved with the Navajo Code Talkers.</w:t>
-      </w:r>
-      <w:r>
-        <w:rPr/>
-        <w:t xml:space="preserve"> </w:t>
-      </w:r>
-      <w:r>
-        <w:rPr/>
-        <w:t xml:space="preserve">The </w:t>
-      </w:r>
-      <w:r>
-        <w:rPr/>
-        <w:t>Kronkrights</w:t>
-      </w:r>
-      <w:r>
-        <w:rPr/>
-        <w:t xml:space="preserve"> moved to western Colorado in </w:t>
-      </w:r>
-      <w:r>
-        <w:rPr/>
-        <w:t>1950</w:t>
-      </w:r>
-      <w:r>
-        <w:rPr/>
-        <w:t xml:space="preserve"> and it was a love of sports that got Mike involved in</w:t>
-      </w:r>
-      <w:r>
-        <w:rPr/>
-        <w:t xml:space="preserve"> </w:t>
-      </w:r>
-      <w:r>
-        <w:rPr/>
-        <w:t xml:space="preserve">officiating. Mike was </w:t>
-      </w:r>
-      <w:r>
-        <w:rPr/>
-        <w:t>involved</w:t>
-      </w:r>
-      <w:r>
-        <w:rPr/>
-        <w:t xml:space="preserve"> the </w:t>
-      </w:r>
-      <w:r>
-        <w:rPr/>
-        <w:t>newly-formed</w:t>
-      </w:r>
-      <w:r>
-        <w:rPr/>
-        <w:t xml:space="preserve"> Grand Junction Football Officials Association. His</w:t>
-      </w:r>
-      <w:r>
-        <w:rPr/>
-        <w:t xml:space="preserve"> </w:t>
-      </w:r>
-      <w:r>
-        <w:rPr/>
-        <w:t>football officiating career launched in 1956. He covered area high school and Mesa Junior College games</w:t>
-      </w:r>
-      <w:r>
-        <w:rPr/>
-        <w:t xml:space="preserve"> </w:t>
-      </w:r>
-      <w:r>
-        <w:rPr/>
-        <w:t xml:space="preserve">and </w:t>
-      </w:r>
-      <w:r>
-        <w:rPr/>
-        <w:t>worked</w:t>
-      </w:r>
-      <w:r>
-        <w:rPr/>
-        <w:t xml:space="preserve"> Rocky Mountain Athletic Conference games after Mesa became a four-year institution.</w:t>
-      </w:r>
-      <w:r>
-        <w:rPr/>
-        <w:t xml:space="preserve"> </w:t>
-      </w:r>
-      <w:r>
-        <w:rPr/>
-        <w:t>Football was just the beginning for Mike — he went on to become a multi-sport referee and umpire.</w:t>
-      </w:r>
-      <w:r>
-        <w:rPr/>
-        <w:t xml:space="preserve"> </w:t>
-      </w:r>
-      <w:r>
-        <w:rPr/>
-        <w:t xml:space="preserve">Mike began umpiring baseball games in 1958, </w:t>
-      </w:r>
-      <w:r>
-        <w:rPr/>
-        <w:t>working</w:t>
-      </w:r>
-      <w:r>
-        <w:rPr/>
-        <w:t xml:space="preserve"> high school and college games. He was a member</w:t>
-      </w:r>
-      <w:r>
-        <w:rPr/>
-        <w:t xml:space="preserve"> </w:t>
-      </w:r>
-      <w:r>
-        <w:rPr/>
-        <w:t>of Colorado High School Activities Association playoff baseball officiating crews for much of his career,</w:t>
-      </w:r>
-      <w:r>
-        <w:rPr/>
-        <w:t xml:space="preserve"> </w:t>
-      </w:r>
-      <w:r>
-        <w:rPr/>
-        <w:t>including 10 state championships and three all-state games. He officiated the Junior College World</w:t>
-      </w:r>
-      <w:r>
-        <w:rPr/>
-        <w:t xml:space="preserve"> </w:t>
-      </w:r>
-      <w:r>
-        <w:rPr/>
-        <w:t>Series for two years and was an alternate for several more.</w:t>
-      </w:r>
-      <w:r>
-        <w:rPr/>
-        <w:t xml:space="preserve"> </w:t>
-      </w:r>
-      <w:r>
-        <w:rPr/>
-        <w:t>As an accomplished basketball referee, he worked 27 straight Gunnison Valley League tournaments and</w:t>
-      </w:r>
-      <w:r>
-        <w:rPr/>
-        <w:t xml:space="preserve"> </w:t>
-      </w:r>
-      <w:r>
-        <w:rPr/>
-        <w:t>a few of the state basketball tournaments, including four championship games and two all-star games.</w:t>
-      </w:r>
-      <w:r>
-        <w:rPr/>
-        <w:t xml:space="preserve"> </w:t>
-      </w:r>
-      <w:r>
-        <w:rPr/>
-        <w:t xml:space="preserve">Mike was considered one of the state’s elite officials. Among the many aspects </w:t>
-      </w:r>
-      <w:r>
-        <w:rPr/>
-        <w:t>to</w:t>
-      </w:r>
-      <w:r>
-        <w:rPr/>
-        <w:t xml:space="preserve"> his career that </w:t>
-      </w:r>
-      <w:r>
-        <w:rPr/>
-        <w:t>sets</w:t>
-      </w:r>
-      <w:r>
-        <w:rPr/>
-        <w:t xml:space="preserve"> </w:t>
-      </w:r>
-      <w:r>
-        <w:rPr/>
-        <w:t>him apart from others was his unselfish work in working with younger officials. Because of his work with</w:t>
-      </w:r>
-      <w:r>
-        <w:rPr/>
-        <w:t xml:space="preserve"> </w:t>
-      </w:r>
-      <w:r>
-        <w:rPr/>
-        <w:t>the younger officials, Colorado has achieved a reputation for quality officiating statewide.</w:t>
-      </w:r>
-      <w:r>
-        <w:rPr/>
-        <w:t xml:space="preserve"> </w:t>
-      </w:r>
-      <w:r>
-        <w:rPr/>
-        <w:t>The National Association for Basketball Officials adopted a pregame conference sheet developed by</w:t>
-      </w:r>
-      <w:r>
-        <w:rPr/>
-        <w:t xml:space="preserve"> </w:t>
-      </w:r>
-      <w:r>
-        <w:rPr/>
-        <w:t>Mike in the 1970s. “I think that was one of my most rewarding endeavors when the national group</w:t>
-      </w:r>
-      <w:r>
-        <w:rPr/>
-        <w:t xml:space="preserve"> </w:t>
-      </w:r>
-      <w:r>
-        <w:rPr/>
-        <w:t>recognized me that way,” he said in a story detailing his career.</w:t>
-      </w:r>
-      <w:r>
-        <w:rPr/>
-        <w:t xml:space="preserve"> </w:t>
-      </w:r>
-      <w:r>
-        <w:rPr/>
-        <w:t>Mike retired from basketball court and football field duties in 1986 but remained active in officiating,</w:t>
-      </w:r>
-      <w:r>
-        <w:rPr/>
-        <w:t xml:space="preserve"> </w:t>
-      </w:r>
-      <w:r>
-        <w:rPr/>
-        <w:t xml:space="preserve">assigning football and basketball officials for area schools. Mike said that he </w:t>
-      </w:r>
-      <w:r>
-        <w:rPr/>
-        <w:t>has enjoyed</w:t>
-      </w:r>
-      <w:r>
-        <w:rPr/>
-        <w:t xml:space="preserve"> the time spent</w:t>
-      </w:r>
-      <w:r>
-        <w:rPr/>
-        <w:t xml:space="preserve"> </w:t>
-      </w:r>
-      <w:r>
-        <w:rPr/>
-        <w:t>officiating and was lucky to work as long as he did. He said watching “the progression of sports as they</w:t>
-      </w:r>
-      <w:r>
-        <w:rPr/>
-        <w:t xml:space="preserve"> </w:t>
-      </w:r>
-      <w:r>
-        <w:rPr/>
-        <w:t xml:space="preserve">grew and </w:t>
-      </w:r>
-      <w:r>
-        <w:rPr/>
-        <w:t>changed</w:t>
-      </w:r>
-      <w:r>
-        <w:rPr/>
-        <w:t>. Just being a part of that process was very rewarding</w:t>
-      </w:r>
-      <w:r>
-        <w:rPr/>
-        <w:t>”.</w:t>
-      </w:r>
-      <w:r>
-        <w:rPr/>
-        <w:t xml:space="preserve"> </w:t>
-      </w:r>
-      <w:r>
-        <w:rPr/>
-        <w:t xml:space="preserve">The Grand Junction City Council passed a resolution in </w:t>
-      </w:r>
-      <w:r>
-        <w:rPr/>
-        <w:t>August,</w:t>
-      </w:r>
-      <w:r>
-        <w:rPr/>
-        <w:t xml:space="preserve"> 1988 to rename the Pomona Park softball</w:t>
-      </w:r>
-      <w:r>
-        <w:rPr/>
-        <w:t xml:space="preserve"> </w:t>
-      </w:r>
-      <w:r>
-        <w:rPr/>
-        <w:t>fields the “</w:t>
-      </w:r>
-      <w:r>
-        <w:rPr/>
-        <w:t>Kronkright</w:t>
-      </w:r>
-      <w:r>
-        <w:rPr/>
-        <w:t xml:space="preserve"> Softball Complex.” A story said Mike had officiated about 1,000 varsity basketball</w:t>
-      </w:r>
-      <w:r>
-        <w:rPr/>
-        <w:t xml:space="preserve"> </w:t>
-      </w:r>
-      <w:r>
-        <w:rPr/>
-        <w:t>games, 600 varsity football games and “about the same number” of softball and baseball games.</w:t>
-      </w:r>
-      <w:r>
-        <w:rPr/>
-        <w:t xml:space="preserve"> </w:t>
-      </w:r>
-      <w:r>
-        <w:rPr/>
-        <w:t>Even after “retirement,” Mike still donned the softball umpires’ uniform twice a week to keep his love</w:t>
-      </w:r>
-      <w:r>
-        <w:rPr/>
-        <w:t xml:space="preserve"> </w:t>
-      </w:r>
-      <w:r>
-        <w:rPr/>
-        <w:t>affair with sports going.</w:t>
-      </w:r>
-    </w:p>
-    <w:p>
-      <w:pPr>
-        <w:pStyle w:val="BodyText"/>
-      </w:pPr>
-    </w:p>
-    <w:p>
-      <w:pPr>
-        <w:pStyle w:val="Title"/>
-        <w:rPr>
-          <w:noProof w:val="0"/>
-          <w:lang w:val="en-US"/>
-        </w:rPr>
-      </w:pPr>
-      <w:r>
-        <w:rPr>
-          <w:noProof w:val="0"/>
-          <w:lang w:val="en-US"/>
-        </w:rPr>
-        <w:t xml:space="preserve">Revised Biography: Mike </w:t>
-      </w:r>
-      <w:r>
-        <w:rPr>
-          <w:noProof w:val="0"/>
-          <w:lang w:val="en-US"/>
-        </w:rPr>
-        <w:t>Kronkright</w:t>
-      </w:r>
-    </w:p>
-    <w:p>
+    <w:p ns2:paraId="2481B1D4" ns2:textId="106B4AF9">
       <w:pPr>
         <w:pStyle w:val="Subtitle"/>
         <w:rPr/>
@@ -416,7 +15,7 @@
         <w:t>1992 Hall of Fame Inductee – Grand Junction</w:t>
       </w:r>
     </w:p>
-    <w:p>
+    <w:p ns2:paraId="61C6FE37" ns2:textId="46F1CC84">
       <w:pPr>
         <w:spacing w:before="0" w:beforeAutospacing="off" w:after="0" w:afterAutospacing="off" w:line="300" w:lineRule="auto"/>
         <w:rPr>
@@ -558,7 +157,7 @@
         <w:t xml:space="preserve"> officiating.</w:t>
       </w:r>
     </w:p>
-    <w:p>
+    <w:p ns2:paraId="2A0C1ADB" ns2:textId="4E181AE5">
       <w:pPr>
         <w:spacing w:before="0" w:beforeAutospacing="off" w:after="0" w:afterAutospacing="off" w:line="300" w:lineRule="auto"/>
         <w:rPr>
@@ -700,7 +299,7 @@
         <w:t xml:space="preserve"> contests when Mesa became a four‑year institution. His dedication quickly expanded beyond football as he became a respected multi‑sport official.</w:t>
       </w:r>
     </w:p>
-    <w:p>
+    <w:p ns2:paraId="5A9D175C" ns2:textId="31986CF9">
       <w:pPr>
         <w:spacing w:before="0" w:beforeAutospacing="off" w:after="0" w:afterAutospacing="off" w:line="300" w:lineRule="auto"/>
         <w:rPr>
@@ -898,7 +497,7 @@
         <w:t xml:space="preserve"> tournaments and multiple State Tournaments, including four championship games and two all‑star games.</w:t>
       </w:r>
     </w:p>
-    <w:p>
+    <w:p ns2:paraId="2B092E5A" ns2:textId="44CDC238">
       <w:pPr>
         <w:spacing w:before="0" w:beforeAutospacing="off" w:after="0" w:afterAutospacing="off" w:line="300" w:lineRule="auto"/>
         <w:rPr>
@@ -956,7 +555,7 @@
         <w:t xml:space="preserve"> later adopted a pregame conference sheet he developed in the 1970s—an honor he considered one of the most meaningful of his career.</w:t>
       </w:r>
     </w:p>
-    <w:p>
+    <w:p ns2:paraId="2C30C205" ns2:textId="012E2BD2">
       <w:pPr>
         <w:spacing w:before="0" w:beforeAutospacing="off" w:after="0" w:afterAutospacing="off" w:line="300" w:lineRule="auto"/>
         <w:rPr>
@@ -1112,7 +711,7 @@
         <w:t xml:space="preserve"> varsity basketball games, 600 varsity football games, and a similar number of baseball and softball contests. Even after “retirement,” he continued umpiring softball twice a week, sustaining the passion for sports that defined his life.</w:t>
       </w:r>
     </w:p>
-    <w:p>
+    <w:p ns2:paraId="2A618BA5" ns2:textId="2DB947AE">
       <w:pPr>
         <w:pStyle w:val="BodyText"/>
       </w:pPr>
